--- a/docs/pack-commercial/NOTE-STRATEGIE-TARIFAIRE.docx
+++ b/docs/pack-commercial/NOTE-STRATEGIE-TARIFAIRE.docx
@@ -897,7 +897,7 @@
           <w:sz w:val="20"/>
           <w:szCs w:val="20"/>
         </w:rPr>
-        <w:t xml:space="preserve">Rétrocession collaborateur : 65 % du chiffre d'affaires secrétariat, soit ≈ 25,40 € / h sur la formule Confort — attractif face aux plateformes (50-60 %) et au-dessus du taux moyen de sous-traitance.</w:t>
+        <w:t>Rémunération collaborateur : taux horaire fixe de 17 € HT par heure de forfait (point de départ, négociable), soit 170 € (Starter), 340 € (Confort), 680 € (Sérénité) par garage et par mois — indépendant du prix vendu et des remises commerciales. Repère marché : 20 à 35 € / h pour une indépendante qui doit trouver, facturer et relancer ses clients ; ici les garages sont apportés signés, l'outil et la formation sont fournis, le paiement est garanti chaque mois.</w:t>
       </w:r>
     </w:p>
     <w:p>
@@ -916,7 +916,7 @@
           <w:sz w:val="20"/>
           <w:szCs w:val="20"/>
         </w:rPr>
-        <w:t xml:space="preserve">Marge brute IDEA FORMA : ≈ 198 € (Starter), ≈ 327 € (Confort), ≈ 576 € (Sérénité) par garage et par mois, après rétrocession et coûts techniques (~25 € / garage).</w:t>
+        <w:t>Marge brute IDEA FORMA : ≈ 54 € (Essentiel), ≈ 295 € (Starter), ≈ 495 € (Confort), ≈ 865 € (Sérénité) par garage et par mois, après secrétaire à 17 € / h et coûts techniques (~25 € / garage).</w:t>
       </w:r>
     </w:p>
     <w:p>
@@ -954,7 +954,7 @@
           <w:sz w:val="20"/>
           <w:szCs w:val="20"/>
         </w:rPr>
-        <w:t xml:space="preserve">À 10 garages (mix 30/50/20) : ≈ 8 900 € de CA mensuel et ≈ 3 100 € de résultat avant rémunération et impôt.</w:t>
+        <w:t>À 10 garages (mix 30/50/20) : ≈ 8 900 € de CA mensuel et ≈ 4 800 € de résultat mensuel en croisière avant rémunération et impôt (≈ 4 150 € la première année, commissions des apporteurs d'affaires déduites).</w:t>
       </w:r>
     </w:p>
     <w:p>
@@ -993,7 +993,7 @@
           <w:sz w:val="20"/>
           <w:szCs w:val="20"/>
         </w:rPr>
-        <w:t xml:space="preserve">À 3 garages suivis (≈ 60 h / mois) : ≈ 1 520 € de CA, ≈ 1 120 € net avant impôt.</w:t>
+        <w:t>À 3 garages Confort suivis (≈ 60 h / mois) : ≈ 1 020 € de revenu mensuel, ≈ 780 € net avant impôt (micro-entrepreneur).</w:t>
       </w:r>
     </w:p>
     <w:p>
@@ -1012,7 +1012,7 @@
           <w:sz w:val="20"/>
           <w:szCs w:val="20"/>
         </w:rPr>
-        <w:t xml:space="preserve">À 7 garages (≈ 140 h / mois, temps plein) : ≈ 3 550 € de CA, ≈ 2 620 € net avant impôt — sans prospection à faire : IDEA FORMA apporte les clients, l'outil et la formation.</w:t>
+        <w:t>À 7 garages Confort (≈ 140 h / mois, temps plein) : ≈ 2 380 € de revenu mensuel, ≈ 1 830 € net avant impôt — sans prospection à faire : IDEA FORMA apporte les clients, l'outil et la formation. Le taux est négociable à l'expérience.</w:t>
       </w:r>
     </w:p>
     <w:p>
@@ -1031,7 +1031,7 @@
           <w:sz w:val="20"/>
           <w:szCs w:val="20"/>
         </w:rPr>
-        <w:t xml:space="preserve">Le 65/35 se justifie ainsi : IDEA FORMA finance l'appli, l'acquisition client, la formation et assume la relation commerciale ; le collaborateur exécute et fidélise.</w:t>
+        <w:t>Le taux horaire fixe se justifie ainsi : IDEA FORMA finance l'appli, l'acquisition client (commerciaux), la formation et assume la relation commerciale ; le collaborateur exécute et fidélise, sans aucun risque commercial. Un taux fixe est aussi plus lisible qu'un pourcentage et ne subit pas les remises.</w:t>
       </w:r>
     </w:p>
     <w:p>

--- a/docs/pack-commercial/NOTE-STRATEGIE-TARIFAIRE.docx
+++ b/docs/pack-commercial/NOTE-STRATEGIE-TARIFAIRE.docx
@@ -88,7 +88,7 @@
           <w:sz w:val="20"/>
           <w:szCs w:val="20"/>
         </w:rPr>
-        <w:t xml:space="preserve">Secrétaire indépendante en France : 20 à 35 € / h en débutant, 35 à 50 € / h avec spécialisation ; forfaits mensuels courants de 500 à 800 € pour ~20 h (sources : Plateya, KMF Services, 2025-2026).</w:t>
+        <w:t>Secrétaire indépendante en France : 20 à 35 € / h en débutant, 35 à 50 € / h avec spécialisation ; forfaits mensuels courants de 500 à 800 € pour ~20 h par mois (sources : Plateya, KMF Services, 2025-2026).</w:t>
       </w:r>
     </w:p>
     <w:p>
@@ -441,7 +441,7 @@
                 <w:sz w:val="19"/>
                 <w:szCs w:val="19"/>
               </w:rPr>
-              <w:t xml:space="preserve">Appli + 10 h</w:t>
+              <w:t>Appli + 10 h / mois</w:t>
             </w:r>
           </w:p>
         </w:tc>
@@ -473,7 +473,7 @@
                 <w:sz w:val="19"/>
                 <w:szCs w:val="19"/>
               </w:rPr>
-              <w:t xml:space="preserve">Appli + 20 h</w:t>
+              <w:t>Appli + 20 h / mois</w:t>
             </w:r>
           </w:p>
         </w:tc>
@@ -505,7 +505,7 @@
                 <w:sz w:val="19"/>
                 <w:szCs w:val="19"/>
               </w:rPr>
-              <w:t xml:space="preserve">Appli + 40 h</w:t>
+              <w:t>Appli + 40 h / mois</w:t>
             </w:r>
           </w:p>
         </w:tc>
